--- a/KHBD_Tin_học/Lớp_8/Tuần_14/KHBD_Tin_hoc_Lớp_8_Tiet14_Bai_7_Trinh_bay_du_lieu_bang_bieu_o_Tiet_1.docx
+++ b/KHBD_Tin_học/Lớp_8/Tuần_14/KHBD_Tin_hoc_Lớp_8_Tiet14_Bai_7_Trinh_bay_du_lieu_bang_bieu_o_Tiet_1.docx
@@ -359,34 +359,30 @@
     </w:p>
     <w:p>
       <w:pPr>
-        <w:spacing w:line="276" w:lineRule="auto" w:after="60" w:before="0"/>
-        <w:ind w:firstLine="0" w:left="850"/>
-        <w:jc w:val="both"/>
-      </w:pPr>
-      <w:r>
-        <w:rPr>
-          <w:rFonts w:ascii="Times New Roman" w:hAnsi="Times New Roman" w:eastAsia="Times New Roman"/>
-          <w:b w:val="0"/>
-          <w:i w:val="0"/>
-          <w:sz w:val="26"/>
-        </w:rPr>
-        <w:t>- Miền I. Khai thác dữ liệu và thông tin (thành tố 1.1. Duyệt, tìm kiếm và lọc dữ liệu, thông tin và nội dung số – Bậc 4): Khai thác thông tin số phục vụ bài học. (Đạt được thông qua Hoạt động 2)</w:t>
-      </w:r>
-    </w:p>
-    <w:p>
-      <w:pPr>
-        <w:spacing w:line="276" w:lineRule="auto" w:after="60" w:before="0"/>
-        <w:ind w:firstLine="0" w:left="850"/>
-        <w:jc w:val="both"/>
-      </w:pPr>
-      <w:r>
-        <w:rPr>
-          <w:rFonts w:ascii="Times New Roman" w:hAnsi="Times New Roman" w:eastAsia="Times New Roman"/>
-          <w:b w:val="0"/>
-          <w:i w:val="0"/>
-          <w:sz w:val="26"/>
-        </w:rPr>
-        <w:t>- Miền IV. An toàn (thành tố 4.1. Bảo vệ thiết bị và nội dung số – Bậc 4): Tuân thủ quy tắc an toàn thiết bị và bảo vệ dữ liệu. (Đạt được thông qua Hoạt động 3, Hoạt động 4)</w:t>
+        <w:spacing w:line="276" w:lineRule="auto" w:after="0" w:before="0"/>
+        <w:ind w:left="850" w:firstLine="0"/>
+        <w:jc w:val="both"/>
+      </w:pPr>
+      <w:r>
+        <w:rPr>
+          <w:rFonts w:ascii="Times New Roman" w:hAnsi="Times New Roman" w:cs="Times New Roman"/>
+          <w:sz w:val="26"/>
+        </w:rPr>
+        <w:t>- 3.1.CB4a: Chỉ ra được cách tạo và chỉnh sửa nội dung ở các định dạng khác nhau. (Trình bày và trực quan hóa dữ liệu bảng tính bằng các biểu đồ phù hợp). (Đạt được thông qua Hoạt động 2, Hoạt động 3)</w:t>
+      </w:r>
+    </w:p>
+    <w:p>
+      <w:pPr>
+        <w:spacing w:line="276" w:lineRule="auto" w:after="0" w:before="0"/>
+        <w:ind w:left="850" w:firstLine="0"/>
+        <w:jc w:val="both"/>
+      </w:pPr>
+      <w:r>
+        <w:rPr>
+          <w:rFonts w:ascii="Times New Roman" w:hAnsi="Times New Roman" w:cs="Times New Roman"/>
+          <w:sz w:val="26"/>
+        </w:rPr>
+        <w:t>- 1.3.CB4a: Sắp xếp được thông tin, dữ liệu, nội dung để dễ dàng lưu trữ và truy xuất. (Quản lý, tổ chức và định dạng dữ liệu trong bảng tính). (Đạt được thông qua Hoạt động 1, Hoạt động 4)</w:t>
       </w:r>
     </w:p>
     <w:p>
